--- a/hw04_F23.docx
+++ b/hw04_F23.docx
@@ -209,9 +209,9 @@
           <w:noProof/>
         </w:rPr>
         <w:drawing>
-          <wp:inline distT="0" distB="0" distL="0" distR="0" wp14:anchorId="76C1233F" wp14:editId="4D2C38FC">
-            <wp:extent cx="1316507" cy="1096303"/>
-            <wp:effectExtent l="0" t="0" r="4445" b="0"/>
+          <wp:inline distT="0" distB="0" distL="0" distR="0" wp14:anchorId="76C1233F" wp14:editId="0F7DE16C">
+            <wp:extent cx="1397000" cy="1096010"/>
+            <wp:effectExtent l="0" t="0" r="0" b="8890"/>
             <wp:docPr id="2" name="Picture 2"/>
             <wp:cNvGraphicFramePr>
               <a:graphicFrameLocks xmlns:a="http://schemas.openxmlformats.org/drawingml/2006/main" noChangeAspect="1"/>
@@ -241,7 +241,7 @@
                   <pic:spPr bwMode="auto">
                     <a:xfrm>
                       <a:off x="0" y="0"/>
-                      <a:ext cx="1317979" cy="1097529"/>
+                      <a:ext cx="1398937" cy="1097530"/>
                     </a:xfrm>
                     <a:prstGeom prst="rect">
                       <a:avLst/>
@@ -262,42 +262,64 @@
     <w:p>
       <w:r>
         <w:tab/>
-        <w:t xml:space="preserve">a. </w:t>
-      </w:r>
-      <w:r>
-        <w:tab/>
-        <w:t>What value is at the root of the tree?</w:t>
-      </w:r>
-      <w:r>
-        <w:tab/>
-      </w:r>
-      <w:r>
-        <w:tab/>
-      </w:r>
-      <w:r>
-        <w:tab/>
-      </w:r>
-      <w:r>
-        <w:tab/>
-      </w:r>
-      <w:r>
-        <w:tab/>
-      </w:r>
-      <w:r>
-        <w:tab/>
-      </w:r>
-      <w:r>
-        <w:tab/>
-      </w:r>
-    </w:p>
-    <w:p>
-      <w:r>
-        <w:tab/>
-        <w:t xml:space="preserve">b. </w:t>
-      </w:r>
-      <w:r>
-        <w:tab/>
-        <w:t>What values are in leaves of the tree?</w:t>
+      </w:r>
+      <w:r>
+        <w:t>a</w:t>
+      </w:r>
+      <w:proofErr w:type="gramStart"/>
+      <w:r>
+        <w:t xml:space="preserve">. </w:t>
+      </w:r>
+      <w:r>
+        <w:tab/>
+        <w:t>What</w:t>
+      </w:r>
+      <w:proofErr w:type="gramEnd"/>
+      <w:r>
+        <w:t xml:space="preserve"> value is at the root of the tree?</w:t>
+      </w:r>
+      <w:r>
+        <w:tab/>
+        <w:t xml:space="preserve"> 8</w:t>
+      </w:r>
+      <w:r>
+        <w:tab/>
+      </w:r>
+      <w:r>
+        <w:tab/>
+      </w:r>
+      <w:r>
+        <w:tab/>
+      </w:r>
+      <w:r>
+        <w:tab/>
+      </w:r>
+      <w:r>
+        <w:tab/>
+      </w:r>
+    </w:p>
+    <w:p>
+      <w:r>
+        <w:tab/>
+        <w:t>b</w:t>
+      </w:r>
+      <w:proofErr w:type="gramStart"/>
+      <w:r>
+        <w:t xml:space="preserve">. </w:t>
+      </w:r>
+      <w:r>
+        <w:tab/>
+        <w:t>What</w:t>
+      </w:r>
+      <w:proofErr w:type="gramEnd"/>
+      <w:r>
+        <w:t xml:space="preserve"> values are in leaves of the tree? </w:t>
+      </w:r>
+      <w:r>
+        <w:t xml:space="preserve">1, </w:t>
+      </w:r>
+      <w:r>
+        <w:t>4, 7, 13</w:t>
       </w:r>
       <w:r>
         <w:tab/>
@@ -325,7 +347,7 @@
       </w:r>
       <w:r>
         <w:tab/>
-        <w:t>What values are in internal nodes of the tree?</w:t>
+        <w:t>What values are in internal nodes of the tree? 8, 3, 10, 6, 14</w:t>
       </w:r>
       <w:r>
         <w:tab/>
@@ -344,10 +366,7 @@
       </w:r>
       <w:r>
         <w:tab/>
-        <w:t>W</w:t>
-      </w:r>
-      <w:r>
-        <w:t>hat values are descendants of 3?</w:t>
+        <w:t>What values are descendants of 3? 1, 6, 4, 7</w:t>
       </w:r>
       <w:r>
         <w:tab/>
@@ -378,41 +397,49 @@
       </w:r>
       <w:r>
         <w:tab/>
-        <w:t>What values are ancestors of 7?</w:t>
-      </w:r>
-      <w:r>
-        <w:tab/>
-      </w:r>
-      <w:r>
-        <w:tab/>
-      </w:r>
-      <w:r>
-        <w:tab/>
-      </w:r>
-      <w:r>
-        <w:tab/>
-      </w:r>
-      <w:r>
-        <w:tab/>
-      </w:r>
-      <w:r>
-        <w:tab/>
-      </w:r>
-      <w:r>
-        <w:tab/>
-      </w:r>
-      <w:r>
-        <w:tab/>
-      </w:r>
-    </w:p>
-    <w:p>
-      <w:r>
-        <w:tab/>
-        <w:t xml:space="preserve">f. </w:t>
-      </w:r>
-      <w:r>
-        <w:tab/>
-        <w:t>What is the depth of node 6?</w:t>
+        <w:t>What values are ancestors of 7? 6, 3, 8</w:t>
+      </w:r>
+      <w:r>
+        <w:tab/>
+      </w:r>
+      <w:r>
+        <w:tab/>
+      </w:r>
+      <w:r>
+        <w:tab/>
+      </w:r>
+      <w:r>
+        <w:tab/>
+      </w:r>
+      <w:r>
+        <w:tab/>
+      </w:r>
+      <w:r>
+        <w:tab/>
+      </w:r>
+      <w:r>
+        <w:tab/>
+      </w:r>
+      <w:r>
+        <w:tab/>
+      </w:r>
+    </w:p>
+    <w:p>
+      <w:r>
+        <w:tab/>
+        <w:t>f</w:t>
+      </w:r>
+      <w:proofErr w:type="gramStart"/>
+      <w:r>
+        <w:t xml:space="preserve">. </w:t>
+      </w:r>
+      <w:r>
+        <w:tab/>
+        <w:t>What</w:t>
+      </w:r>
+      <w:proofErr w:type="gramEnd"/>
+      <w:r>
+        <w:t xml:space="preserve"> is the depth of node 6? 2 </w:t>
       </w:r>
       <w:r>
         <w:tab/>
@@ -449,7 +476,7 @@
       </w:r>
       <w:r>
         <w:tab/>
-        <w:t>What is the height of the tree?</w:t>
+        <w:t>What is the height of the tree? 3</w:t>
       </w:r>
       <w:r>
         <w:tab/>
@@ -480,16 +507,7 @@
       </w:r>
       <w:r>
         <w:tab/>
-        <w:t>What</w:t>
-      </w:r>
-      <w:r>
-        <w:t xml:space="preserve"> is the path length from 8 to 4?</w:t>
-      </w:r>
-      <w:r>
-        <w:tab/>
-      </w:r>
-      <w:r>
-        <w:tab/>
+        <w:t>What is the path length from 8 to 4? 3</w:t>
       </w:r>
       <w:r>
         <w:tab/>
@@ -523,8 +541,6 @@
       </w:r>
       <w:r>
         <w:tab/>
-      </w:r>
-      <w:r>
         <w:t>List the node values in the order they would be visited by:</w:t>
       </w:r>
     </w:p>
@@ -541,12 +557,17 @@
         <w:t>i</w:t>
       </w:r>
       <w:proofErr w:type="spellEnd"/>
+      <w:proofErr w:type="gramStart"/>
       <w:r>
         <w:t xml:space="preserve">. </w:t>
       </w:r>
       <w:r>
         <w:tab/>
-        <w:t xml:space="preserve">An </w:t>
+        <w:t>An</w:t>
+      </w:r>
+      <w:proofErr w:type="gramEnd"/>
+      <w:r>
+        <w:t xml:space="preserve"> </w:t>
       </w:r>
       <w:proofErr w:type="spellStart"/>
       <w:r>
@@ -558,6 +579,55 @@
       </w:r>
       <w:r>
         <w:tab/>
+        <w:t xml:space="preserve">1 </w:t>
+      </w:r>
+      <w:r>
+        <w:sym w:font="Wingdings" w:char="F0E0"/>
+      </w:r>
+      <w:r>
+        <w:t xml:space="preserve"> 3 </w:t>
+      </w:r>
+      <w:r>
+        <w:sym w:font="Wingdings" w:char="F0E0"/>
+      </w:r>
+      <w:r>
+        <w:t xml:space="preserve"> 4 </w:t>
+      </w:r>
+      <w:r>
+        <w:sym w:font="Wingdings" w:char="F0E0"/>
+      </w:r>
+      <w:r>
+        <w:t xml:space="preserve"> 6 </w:t>
+      </w:r>
+      <w:r>
+        <w:sym w:font="Wingdings" w:char="F0E0"/>
+      </w:r>
+      <w:r>
+        <w:t xml:space="preserve"> 7 </w:t>
+      </w:r>
+      <w:r>
+        <w:sym w:font="Wingdings" w:char="F0E0"/>
+      </w:r>
+      <w:r>
+        <w:t xml:space="preserve"> 8 </w:t>
+      </w:r>
+      <w:r>
+        <w:sym w:font="Wingdings" w:char="F0E0"/>
+      </w:r>
+      <w:r>
+        <w:t xml:space="preserve"> 10 </w:t>
+      </w:r>
+      <w:r>
+        <w:sym w:font="Wingdings" w:char="F0E0"/>
+      </w:r>
+      <w:r>
+        <w:t xml:space="preserve"> 13 </w:t>
+      </w:r>
+      <w:r>
+        <w:sym w:font="Wingdings" w:char="F0E0"/>
+      </w:r>
+      <w:r>
+        <w:t xml:space="preserve"> 14</w:t>
       </w:r>
     </w:p>
     <w:p/>
@@ -575,9 +645,55 @@
       </w:r>
       <w:r>
         <w:tab/>
-      </w:r>
-      <w:r>
-        <w:tab/>
+        <w:t xml:space="preserve">8 </w:t>
+      </w:r>
+      <w:r>
+        <w:sym w:font="Wingdings" w:char="F0E0"/>
+      </w:r>
+      <w:r>
+        <w:t xml:space="preserve"> 3 </w:t>
+      </w:r>
+      <w:r>
+        <w:sym w:font="Wingdings" w:char="F0E0"/>
+      </w:r>
+      <w:r>
+        <w:t xml:space="preserve"> 1 </w:t>
+      </w:r>
+      <w:r>
+        <w:sym w:font="Wingdings" w:char="F0E0"/>
+      </w:r>
+      <w:r>
+        <w:t xml:space="preserve"> 6 </w:t>
+      </w:r>
+      <w:r>
+        <w:sym w:font="Wingdings" w:char="F0E0"/>
+      </w:r>
+      <w:r>
+        <w:t xml:space="preserve"> 4 </w:t>
+      </w:r>
+      <w:r>
+        <w:sym w:font="Wingdings" w:char="F0E0"/>
+      </w:r>
+      <w:r>
+        <w:t xml:space="preserve"> 7 </w:t>
+      </w:r>
+      <w:r>
+        <w:sym w:font="Wingdings" w:char="F0E0"/>
+      </w:r>
+      <w:r>
+        <w:t xml:space="preserve"> 10 </w:t>
+      </w:r>
+      <w:r>
+        <w:sym w:font="Wingdings" w:char="F0E0"/>
+      </w:r>
+      <w:r>
+        <w:t xml:space="preserve"> 14 </w:t>
+      </w:r>
+      <w:r>
+        <w:sym w:font="Wingdings" w:char="F0E0"/>
+      </w:r>
+      <w:r>
+        <w:t xml:space="preserve"> 13</w:t>
       </w:r>
     </w:p>
     <w:p/>
@@ -599,10 +715,134 @@
       </w:r>
       <w:proofErr w:type="spellEnd"/>
       <w:r>
+        <w:t xml:space="preserve"> traversal. 1 </w:t>
+      </w:r>
+      <w:r>
+        <w:sym w:font="Wingdings" w:char="F0E0"/>
+      </w:r>
+      <w:r>
+        <w:t xml:space="preserve"> 4 </w:t>
+      </w:r>
+      <w:r>
+        <w:sym w:font="Wingdings" w:char="F0E0"/>
+      </w:r>
+      <w:r>
+        <w:t xml:space="preserve"> 7 </w:t>
+      </w:r>
+      <w:r>
+        <w:sym w:font="Wingdings" w:char="F0E0"/>
+      </w:r>
+      <w:r>
+        <w:t xml:space="preserve"> 6 </w:t>
+      </w:r>
+      <w:r>
+        <w:sym w:font="Wingdings" w:char="F0E0"/>
+      </w:r>
+      <w:r>
+        <w:t xml:space="preserve"> 3 </w:t>
+      </w:r>
+      <w:r>
+        <w:sym w:font="Wingdings" w:char="F0E0"/>
+      </w:r>
+      <w:r>
+        <w:t xml:space="preserve"> 13 </w:t>
+      </w:r>
+      <w:r>
+        <w:sym w:font="Wingdings" w:char="F0E0"/>
+      </w:r>
+      <w:r>
+        <w:t xml:space="preserve"> 14 </w:t>
+      </w:r>
+      <w:r>
+        <w:sym w:font="Wingdings" w:char="F0E0"/>
+      </w:r>
+      <w:r>
+        <w:t xml:space="preserve"> 10 </w:t>
+      </w:r>
+      <w:r>
+        <w:sym w:font="Wingdings" w:char="F0E0"/>
+      </w:r>
+      <w:r>
+        <w:t xml:space="preserve"> 8</w:t>
+      </w:r>
+    </w:p>
+    <w:p/>
+    <w:p>
+      <w:r>
+        <w:tab/>
+      </w:r>
+      <w:r>
+        <w:tab/>
+        <w:t>iv.</w:t>
+      </w:r>
+      <w:r>
+        <w:tab/>
+        <w:t xml:space="preserve">A </w:t>
+      </w:r>
+      <w:proofErr w:type="spellStart"/>
+      <w:proofErr w:type="gramStart"/>
+      <w:r>
+        <w:t>levelorder</w:t>
+      </w:r>
+      <w:proofErr w:type="spellEnd"/>
+      <w:proofErr w:type="gramEnd"/>
+      <w:r>
         <w:t xml:space="preserve"> traversal.</w:t>
       </w:r>
       <w:r>
         <w:tab/>
+        <w:t xml:space="preserve"> 8 </w:t>
+      </w:r>
+      <w:r>
+        <w:sym w:font="Wingdings" w:char="F0E0"/>
+      </w:r>
+      <w:r>
+        <w:t xml:space="preserve"> 3 </w:t>
+      </w:r>
+      <w:r>
+        <w:sym w:font="Wingdings" w:char="F0E0"/>
+      </w:r>
+      <w:r>
+        <w:t xml:space="preserve"> 10 </w:t>
+      </w:r>
+      <w:r>
+        <w:sym w:font="Wingdings" w:char="F0E0"/>
+      </w:r>
+      <w:r>
+        <w:t xml:space="preserve"> 1 </w:t>
+      </w:r>
+      <w:r>
+        <w:sym w:font="Wingdings" w:char="F0E0"/>
+      </w:r>
+      <w:r>
+        <w:t xml:space="preserve"> 6 </w:t>
+      </w:r>
+      <w:r>
+        <w:sym w:font="Wingdings" w:char="F0E0"/>
+      </w:r>
+      <w:r>
+        <w:t xml:space="preserve"> 14 </w:t>
+      </w:r>
+      <w:r>
+        <w:sym w:font="Wingdings" w:char="F0E0"/>
+      </w:r>
+      <w:r>
+        <w:t xml:space="preserve"> 4 </w:t>
+      </w:r>
+      <w:r>
+        <w:sym w:font="Wingdings" w:char="F0E0"/>
+      </w:r>
+      <w:r>
+        <w:t xml:space="preserve"> 7 </w:t>
+      </w:r>
+      <w:r>
+        <w:sym w:font="Wingdings" w:char="F0E0"/>
+      </w:r>
+      <w:r>
+        <w:t xml:space="preserve"> 13</w:t>
+      </w:r>
+      <w:r>
+        <w:tab/>
       </w:r>
       <w:r>
         <w:tab/>
@@ -614,96 +854,149 @@
     <w:p/>
     <w:p>
       <w:r>
-        <w:tab/>
-      </w:r>
-      <w:r>
-        <w:tab/>
-        <w:t>iv.</w:t>
-      </w:r>
-      <w:r>
-        <w:tab/>
-        <w:t xml:space="preserve">A </w:t>
+        <w:t xml:space="preserve">2. </w:t>
+      </w:r>
+      <w:r>
+        <w:t>Assuming the v</w:t>
+      </w:r>
+      <w:r>
+        <w:t xml:space="preserve">ariable </w:t>
+      </w:r>
+      <w:r>
+        <w:rPr>
+          <w:rFonts w:ascii="Courier" w:hAnsi="Courier"/>
+          <w:sz w:val="20"/>
+        </w:rPr>
+        <w:t>node</w:t>
+      </w:r>
+      <w:r>
+        <w:t xml:space="preserve"> refers to a </w:t>
       </w:r>
       <w:proofErr w:type="spellStart"/>
       <w:r>
-        <w:t>levelorder</w:t>
+        <w:rPr>
+          <w:rFonts w:ascii="Courier" w:hAnsi="Courier"/>
+          <w:sz w:val="20"/>
+        </w:rPr>
+        <w:t>BTNode</w:t>
       </w:r>
       <w:proofErr w:type="spellEnd"/>
       <w:r>
-        <w:t xml:space="preserve"> traversal.</w:t>
-      </w:r>
-      <w:r>
-        <w:tab/>
-      </w:r>
-      <w:r>
-        <w:tab/>
-      </w:r>
-      <w:r>
-        <w:tab/>
+        <w:t xml:space="preserve"> and that the tree is always sufficiently large,</w:t>
+      </w:r>
+      <w:r>
+        <w:t xml:space="preserve"> give a statement that</w:t>
+      </w:r>
+      <w:r>
+        <w:t xml:space="preserve"> identifies the </w:t>
+      </w:r>
+      <w:r>
+        <w:rPr>
+          <w:rFonts w:ascii="Courier" w:hAnsi="Courier"/>
+          <w:sz w:val="20"/>
+        </w:rPr>
+        <w:t>node’s</w:t>
+      </w:r>
+      <w:r>
+        <w:t>:</w:t>
       </w:r>
     </w:p>
     <w:p/>
     <w:p>
-      <w:r>
-        <w:t xml:space="preserve">2. </w:t>
-      </w:r>
-      <w:r>
-        <w:t>Assuming the v</w:t>
-      </w:r>
-      <w:r>
-        <w:t xml:space="preserve">ariable </w:t>
-      </w:r>
-      <w:r>
-        <w:rPr>
-          <w:rFonts w:ascii="Courier" w:hAnsi="Courier"/>
-          <w:sz w:val="20"/>
-        </w:rPr>
-        <w:t>node</w:t>
-      </w:r>
-      <w:r>
-        <w:t xml:space="preserve"> refers to a </w:t>
+      <w:pPr>
+        <w:pStyle w:val="ListParagraph"/>
+        <w:numPr>
+          <w:ilvl w:val="0"/>
+          <w:numId w:val="2"/>
+        </w:numPr>
+      </w:pPr>
+      <w:proofErr w:type="gramStart"/>
+      <w:r>
+        <w:lastRenderedPageBreak/>
+        <w:t xml:space="preserve">leftmost  </w:t>
       </w:r>
       <w:proofErr w:type="spellStart"/>
       <w:r>
-        <w:rPr>
-          <w:rFonts w:ascii="Courier" w:hAnsi="Courier"/>
-          <w:sz w:val="20"/>
-        </w:rPr>
-        <w:t>BTNode</w:t>
+        <w:t>grand</w:t>
+      </w:r>
+      <w:proofErr w:type="gramEnd"/>
+      <w:r>
+        <w:t xml:space="preserve"> child</w:t>
       </w:r>
       <w:proofErr w:type="spellEnd"/>
       <w:r>
-        <w:t xml:space="preserve"> and that the tree is always sufficiently large,</w:t>
-      </w:r>
-      <w:r>
-        <w:t xml:space="preserve"> give a statement that</w:t>
-      </w:r>
-      <w:r>
-        <w:t xml:space="preserve"> identifies the </w:t>
-      </w:r>
-      <w:r>
-        <w:rPr>
-          <w:rFonts w:ascii="Courier" w:hAnsi="Courier"/>
-          <w:sz w:val="20"/>
-        </w:rPr>
-        <w:t>node’s</w:t>
-      </w:r>
-      <w:r>
-        <w:t>:</w:t>
+        <w:t>.</w:t>
+      </w:r>
+      <w:r>
+        <w:tab/>
+      </w:r>
+    </w:p>
+    <w:p>
+      <w:pPr>
+        <w:pStyle w:val="ListParagraph"/>
+        <w:numPr>
+          <w:ilvl w:val="0"/>
+          <w:numId w:val="3"/>
+        </w:numPr>
+      </w:pPr>
+      <w:r>
+        <w:t>This is the left child</w:t>
+      </w:r>
+      <w:r>
+        <w:t xml:space="preserve"> </w:t>
+      </w:r>
+      <w:r>
+        <w:t xml:space="preserve">node of </w:t>
+      </w:r>
+      <w:r>
+        <w:t xml:space="preserve">the </w:t>
+      </w:r>
+      <w:r>
+        <w:t>left child node</w:t>
+      </w:r>
+      <w:r>
+        <w:t xml:space="preserve"> of a node. To access the leftmost grandchild, we </w:t>
+      </w:r>
+      <w:proofErr w:type="gramStart"/>
+      <w:r>
+        <w:t>have to</w:t>
+      </w:r>
+      <w:proofErr w:type="gramEnd"/>
+      <w:r>
+        <w:t xml:space="preserve"> access the left node of a given node, then access the left node of that child</w:t>
+      </w:r>
+      <w:r>
+        <w:t>. (</w:t>
+      </w:r>
+      <w:proofErr w:type="spellStart"/>
+      <w:proofErr w:type="gramStart"/>
+      <w:r>
+        <w:t>node.left</w:t>
+      </w:r>
+      <w:proofErr w:type="gramEnd"/>
+      <w:r>
+        <w:t>.left</w:t>
+      </w:r>
+      <w:proofErr w:type="spellEnd"/>
+      <w:r>
+        <w:t>)</w:t>
       </w:r>
     </w:p>
     <w:p/>
     <w:p>
-      <w:r>
-        <w:lastRenderedPageBreak/>
-        <w:tab/>
-      </w:r>
-      <w:r>
-        <w:t xml:space="preserve">a. leftmost  </w:t>
+      <w:pPr>
+        <w:pStyle w:val="ListParagraph"/>
+        <w:numPr>
+          <w:ilvl w:val="0"/>
+          <w:numId w:val="2"/>
+        </w:numPr>
+      </w:pPr>
+      <w:r>
+        <w:t xml:space="preserve">great </w:t>
       </w:r>
       <w:proofErr w:type="spellStart"/>
       <w:r>
-        <w:t>grand child</w:t>
+        <w:t>grand parent</w:t>
       </w:r>
       <w:proofErr w:type="spellEnd"/>
       <w:r>
@@ -718,96 +1011,146 @@
       <w:r>
         <w:tab/>
       </w:r>
+      <w:r>
+        <w:tab/>
+      </w:r>
+      <w:r>
+        <w:tab/>
+      </w:r>
+      <w:r>
+        <w:tab/>
+      </w:r>
+    </w:p>
+    <w:p>
+      <w:pPr>
+        <w:pStyle w:val="ListParagraph"/>
+        <w:numPr>
+          <w:ilvl w:val="0"/>
+          <w:numId w:val="3"/>
+        </w:numPr>
+      </w:pPr>
+      <w:r>
+        <w:t>This is the parent node of the parent node</w:t>
+      </w:r>
+      <w:r>
+        <w:t xml:space="preserve"> of the parent node</w:t>
+      </w:r>
+      <w:r>
+        <w:t xml:space="preserve"> of a node. (</w:t>
+      </w:r>
+      <w:proofErr w:type="spellStart"/>
+      <w:proofErr w:type="gramStart"/>
+      <w:r>
+        <w:t>node.parent</w:t>
+      </w:r>
+      <w:proofErr w:type="gramEnd"/>
+      <w:r>
+        <w:t>.parent</w:t>
+      </w:r>
+      <w:r>
+        <w:t>.parent</w:t>
+      </w:r>
+      <w:proofErr w:type="spellEnd"/>
+      <w:r>
+        <w:t>)</w:t>
+      </w:r>
     </w:p>
     <w:p/>
     <w:p>
-      <w:pPr>
-        <w:rPr>
-          <w:rFonts w:ascii="Courier" w:hAnsi="Courier"/>
-          <w:sz w:val="20"/>
-        </w:rPr>
-      </w:pPr>
-      <w:r>
-        <w:tab/>
-        <w:t xml:space="preserve">b. great </w:t>
+      <w:r>
+        <w:tab/>
+        <w:t xml:space="preserve">c. left </w:t>
+      </w:r>
+      <w:r>
+        <w:t>child</w:t>
+      </w:r>
+      <w:r>
+        <w:t xml:space="preserve"> of right sibling, </w:t>
+      </w:r>
+      <w:r>
+        <w:tab/>
+      </w:r>
+      <w:r>
+        <w:tab/>
+      </w:r>
+      <w:r>
+        <w:tab/>
+      </w:r>
+      <w:r>
+        <w:tab/>
+      </w:r>
+      <w:r>
+        <w:br/>
+      </w:r>
+      <w:r>
+        <w:tab/>
+      </w:r>
+      <w:r>
+        <w:tab/>
+      </w:r>
+      <w:r>
+        <w:t>assuming node is a left child.</w:t>
+      </w:r>
+    </w:p>
+    <w:p>
+      <w:pPr>
+        <w:ind w:left="288"/>
+      </w:pPr>
+      <w:proofErr w:type="gramStart"/>
+      <w:r>
+        <w:t xml:space="preserve">- </w:t>
+      </w:r>
+      <w:r>
+        <w:t xml:space="preserve"> </w:t>
+      </w:r>
+      <w:r>
+        <w:t>If</w:t>
+      </w:r>
+      <w:proofErr w:type="gramEnd"/>
+      <w:r>
+        <w:t xml:space="preserve"> a node is a left child, so </w:t>
       </w:r>
       <w:proofErr w:type="spellStart"/>
       <w:r>
-        <w:t>grand parent</w:t>
+        <w:t>its</w:t>
       </w:r>
       <w:proofErr w:type="spellEnd"/>
       <w:r>
+        <w:t xml:space="preserve"> right sibling is </w:t>
+      </w:r>
+      <w:proofErr w:type="spellStart"/>
+      <w:proofErr w:type="gramStart"/>
+      <w:r>
+        <w:t>node.parent</w:t>
+      </w:r>
+      <w:proofErr w:type="gramEnd"/>
+      <w:r>
+        <w:t>.right</w:t>
+      </w:r>
+      <w:proofErr w:type="spellEnd"/>
+      <w:r>
+        <w:t xml:space="preserve">. And the left child of the right sibling is </w:t>
+      </w:r>
+      <w:proofErr w:type="spellStart"/>
+      <w:proofErr w:type="gramStart"/>
+      <w:r>
+        <w:t>node.parent</w:t>
+      </w:r>
+      <w:proofErr w:type="gramEnd"/>
+      <w:r>
+        <w:t>.right.left</w:t>
+      </w:r>
+      <w:proofErr w:type="spellEnd"/>
+      <w:r>
+        <w:t xml:space="preserve"> </w:t>
+      </w:r>
+      <w:r>
         <w:t>.</w:t>
       </w:r>
-      <w:r>
-        <w:tab/>
-      </w:r>
-      <w:r>
-        <w:tab/>
-      </w:r>
-      <w:r>
-        <w:tab/>
-      </w:r>
-      <w:r>
-        <w:tab/>
-      </w:r>
-      <w:r>
-        <w:tab/>
-      </w:r>
-      <w:r>
-        <w:tab/>
-      </w:r>
     </w:p>
     <w:p/>
     <w:p>
       <w:r>
-        <w:tab/>
-        <w:t xml:space="preserve">c. left </w:t>
-      </w:r>
-      <w:r>
-        <w:t>child</w:t>
-      </w:r>
-      <w:r>
-        <w:t xml:space="preserve"> of right sibling, </w:t>
-      </w:r>
-      <w:r>
-        <w:tab/>
-      </w:r>
-      <w:r>
-        <w:tab/>
-      </w:r>
-      <w:r>
-        <w:tab/>
-      </w:r>
-      <w:r>
-        <w:tab/>
-      </w:r>
-      <w:r>
-        <w:br/>
-      </w:r>
-      <w:r>
-        <w:tab/>
-      </w:r>
-      <w:r>
-        <w:tab/>
-      </w:r>
-      <w:r>
-        <w:t xml:space="preserve">assuming </w:t>
-      </w:r>
-      <w:r>
-        <w:rPr>
-          <w:rFonts w:ascii="Courier" w:hAnsi="Courier"/>
-          <w:sz w:val="20"/>
-        </w:rPr>
-        <w:t>node</w:t>
-      </w:r>
-      <w:r>
-        <w:t xml:space="preserve"> is a left child.</w:t>
-      </w:r>
-    </w:p>
-    <w:p/>
-    <w:p>
-      <w:r>
         <w:t>3</w:t>
       </w:r>
       <w:r>
@@ -864,10 +1207,6 @@
         <w:t xml:space="preserve">  </w:t>
       </w:r>
     </w:p>
-    <w:p/>
-    <w:p/>
-    <w:p/>
-    <w:p/>
     <w:p/>
     <w:p/>
     <w:p>
@@ -2048,8 +2387,332 @@
       </w:rPr>
     </w:lvl>
   </w:abstractNum>
+  <w:abstractNum w:abstractNumId="1" w15:restartNumberingAfterBreak="0">
+    <w:nsid w:val="42BB3229"/>
+    <w:multiLevelType w:val="hybridMultilevel"/>
+    <w:tmpl w:val="CEF64A06"/>
+    <w:lvl w:ilvl="0" w:tplc="E872F3CE">
+      <w:start w:val="2"/>
+      <w:numFmt w:val="bullet"/>
+      <w:lvlText w:val=""/>
+      <w:lvlJc w:val="left"/>
+      <w:pPr>
+        <w:ind w:left="1010" w:hanging="360"/>
+      </w:pPr>
+      <w:rPr>
+        <w:rFonts w:ascii="Courier" w:eastAsiaTheme="minorHAnsi" w:hAnsi="Courier" w:cs="Courier" w:hint="default"/>
+      </w:rPr>
+    </w:lvl>
+    <w:lvl w:ilvl="1" w:tplc="04090003" w:tentative="1">
+      <w:start w:val="1"/>
+      <w:numFmt w:val="bullet"/>
+      <w:lvlText w:val="o"/>
+      <w:lvlJc w:val="left"/>
+      <w:pPr>
+        <w:ind w:left="1730" w:hanging="360"/>
+      </w:pPr>
+      <w:rPr>
+        <w:rFonts w:ascii="Courier New" w:hAnsi="Courier New" w:cs="Courier New" w:hint="default"/>
+      </w:rPr>
+    </w:lvl>
+    <w:lvl w:ilvl="2" w:tplc="04090005" w:tentative="1">
+      <w:start w:val="1"/>
+      <w:numFmt w:val="bullet"/>
+      <w:lvlText w:val=""/>
+      <w:lvlJc w:val="left"/>
+      <w:pPr>
+        <w:ind w:left="2450" w:hanging="360"/>
+      </w:pPr>
+      <w:rPr>
+        <w:rFonts w:ascii="Wingdings" w:hAnsi="Wingdings" w:hint="default"/>
+      </w:rPr>
+    </w:lvl>
+    <w:lvl w:ilvl="3" w:tplc="04090001" w:tentative="1">
+      <w:start w:val="1"/>
+      <w:numFmt w:val="bullet"/>
+      <w:lvlText w:val=""/>
+      <w:lvlJc w:val="left"/>
+      <w:pPr>
+        <w:ind w:left="3170" w:hanging="360"/>
+      </w:pPr>
+      <w:rPr>
+        <w:rFonts w:ascii="Symbol" w:hAnsi="Symbol" w:hint="default"/>
+      </w:rPr>
+    </w:lvl>
+    <w:lvl w:ilvl="4" w:tplc="04090003" w:tentative="1">
+      <w:start w:val="1"/>
+      <w:numFmt w:val="bullet"/>
+      <w:lvlText w:val="o"/>
+      <w:lvlJc w:val="left"/>
+      <w:pPr>
+        <w:ind w:left="3890" w:hanging="360"/>
+      </w:pPr>
+      <w:rPr>
+        <w:rFonts w:ascii="Courier New" w:hAnsi="Courier New" w:cs="Courier New" w:hint="default"/>
+      </w:rPr>
+    </w:lvl>
+    <w:lvl w:ilvl="5" w:tplc="04090005" w:tentative="1">
+      <w:start w:val="1"/>
+      <w:numFmt w:val="bullet"/>
+      <w:lvlText w:val=""/>
+      <w:lvlJc w:val="left"/>
+      <w:pPr>
+        <w:ind w:left="4610" w:hanging="360"/>
+      </w:pPr>
+      <w:rPr>
+        <w:rFonts w:ascii="Wingdings" w:hAnsi="Wingdings" w:hint="default"/>
+      </w:rPr>
+    </w:lvl>
+    <w:lvl w:ilvl="6" w:tplc="04090001" w:tentative="1">
+      <w:start w:val="1"/>
+      <w:numFmt w:val="bullet"/>
+      <w:lvlText w:val=""/>
+      <w:lvlJc w:val="left"/>
+      <w:pPr>
+        <w:ind w:left="5330" w:hanging="360"/>
+      </w:pPr>
+      <w:rPr>
+        <w:rFonts w:ascii="Symbol" w:hAnsi="Symbol" w:hint="default"/>
+      </w:rPr>
+    </w:lvl>
+    <w:lvl w:ilvl="7" w:tplc="04090003" w:tentative="1">
+      <w:start w:val="1"/>
+      <w:numFmt w:val="bullet"/>
+      <w:lvlText w:val="o"/>
+      <w:lvlJc w:val="left"/>
+      <w:pPr>
+        <w:ind w:left="6050" w:hanging="360"/>
+      </w:pPr>
+      <w:rPr>
+        <w:rFonts w:ascii="Courier New" w:hAnsi="Courier New" w:cs="Courier New" w:hint="default"/>
+      </w:rPr>
+    </w:lvl>
+    <w:lvl w:ilvl="8" w:tplc="04090005" w:tentative="1">
+      <w:start w:val="1"/>
+      <w:numFmt w:val="bullet"/>
+      <w:lvlText w:val=""/>
+      <w:lvlJc w:val="left"/>
+      <w:pPr>
+        <w:ind w:left="6770" w:hanging="360"/>
+      </w:pPr>
+      <w:rPr>
+        <w:rFonts w:ascii="Wingdings" w:hAnsi="Wingdings" w:hint="default"/>
+      </w:rPr>
+    </w:lvl>
+  </w:abstractNum>
+  <w:abstractNum w:abstractNumId="2" w15:restartNumberingAfterBreak="0">
+    <w:nsid w:val="4B956AEF"/>
+    <w:multiLevelType w:val="hybridMultilevel"/>
+    <w:tmpl w:val="8530292E"/>
+    <w:lvl w:ilvl="0" w:tplc="F650F4B0">
+      <w:start w:val="1"/>
+      <w:numFmt w:val="bullet"/>
+      <w:lvlText w:val="-"/>
+      <w:lvlJc w:val="left"/>
+      <w:pPr>
+        <w:ind w:left="720" w:hanging="360"/>
+      </w:pPr>
+      <w:rPr>
+        <w:rFonts w:ascii="Cambria" w:eastAsiaTheme="minorHAnsi" w:hAnsi="Cambria" w:cstheme="minorBidi" w:hint="default"/>
+      </w:rPr>
+    </w:lvl>
+    <w:lvl w:ilvl="1" w:tplc="04090003" w:tentative="1">
+      <w:start w:val="1"/>
+      <w:numFmt w:val="bullet"/>
+      <w:lvlText w:val="o"/>
+      <w:lvlJc w:val="left"/>
+      <w:pPr>
+        <w:ind w:left="1440" w:hanging="360"/>
+      </w:pPr>
+      <w:rPr>
+        <w:rFonts w:ascii="Courier New" w:hAnsi="Courier New" w:cs="Courier New" w:hint="default"/>
+      </w:rPr>
+    </w:lvl>
+    <w:lvl w:ilvl="2" w:tplc="04090005" w:tentative="1">
+      <w:start w:val="1"/>
+      <w:numFmt w:val="bullet"/>
+      <w:lvlText w:val=""/>
+      <w:lvlJc w:val="left"/>
+      <w:pPr>
+        <w:ind w:left="2160" w:hanging="360"/>
+      </w:pPr>
+      <w:rPr>
+        <w:rFonts w:ascii="Wingdings" w:hAnsi="Wingdings" w:hint="default"/>
+      </w:rPr>
+    </w:lvl>
+    <w:lvl w:ilvl="3" w:tplc="04090001" w:tentative="1">
+      <w:start w:val="1"/>
+      <w:numFmt w:val="bullet"/>
+      <w:lvlText w:val=""/>
+      <w:lvlJc w:val="left"/>
+      <w:pPr>
+        <w:ind w:left="2880" w:hanging="360"/>
+      </w:pPr>
+      <w:rPr>
+        <w:rFonts w:ascii="Symbol" w:hAnsi="Symbol" w:hint="default"/>
+      </w:rPr>
+    </w:lvl>
+    <w:lvl w:ilvl="4" w:tplc="04090003" w:tentative="1">
+      <w:start w:val="1"/>
+      <w:numFmt w:val="bullet"/>
+      <w:lvlText w:val="o"/>
+      <w:lvlJc w:val="left"/>
+      <w:pPr>
+        <w:ind w:left="3600" w:hanging="360"/>
+      </w:pPr>
+      <w:rPr>
+        <w:rFonts w:ascii="Courier New" w:hAnsi="Courier New" w:cs="Courier New" w:hint="default"/>
+      </w:rPr>
+    </w:lvl>
+    <w:lvl w:ilvl="5" w:tplc="04090005" w:tentative="1">
+      <w:start w:val="1"/>
+      <w:numFmt w:val="bullet"/>
+      <w:lvlText w:val=""/>
+      <w:lvlJc w:val="left"/>
+      <w:pPr>
+        <w:ind w:left="4320" w:hanging="360"/>
+      </w:pPr>
+      <w:rPr>
+        <w:rFonts w:ascii="Wingdings" w:hAnsi="Wingdings" w:hint="default"/>
+      </w:rPr>
+    </w:lvl>
+    <w:lvl w:ilvl="6" w:tplc="04090001" w:tentative="1">
+      <w:start w:val="1"/>
+      <w:numFmt w:val="bullet"/>
+      <w:lvlText w:val=""/>
+      <w:lvlJc w:val="left"/>
+      <w:pPr>
+        <w:ind w:left="5040" w:hanging="360"/>
+      </w:pPr>
+      <w:rPr>
+        <w:rFonts w:ascii="Symbol" w:hAnsi="Symbol" w:hint="default"/>
+      </w:rPr>
+    </w:lvl>
+    <w:lvl w:ilvl="7" w:tplc="04090003" w:tentative="1">
+      <w:start w:val="1"/>
+      <w:numFmt w:val="bullet"/>
+      <w:lvlText w:val="o"/>
+      <w:lvlJc w:val="left"/>
+      <w:pPr>
+        <w:ind w:left="5760" w:hanging="360"/>
+      </w:pPr>
+      <w:rPr>
+        <w:rFonts w:ascii="Courier New" w:hAnsi="Courier New" w:cs="Courier New" w:hint="default"/>
+      </w:rPr>
+    </w:lvl>
+    <w:lvl w:ilvl="8" w:tplc="04090005" w:tentative="1">
+      <w:start w:val="1"/>
+      <w:numFmt w:val="bullet"/>
+      <w:lvlText w:val=""/>
+      <w:lvlJc w:val="left"/>
+      <w:pPr>
+        <w:ind w:left="6480" w:hanging="360"/>
+      </w:pPr>
+      <w:rPr>
+        <w:rFonts w:ascii="Wingdings" w:hAnsi="Wingdings" w:hint="default"/>
+      </w:rPr>
+    </w:lvl>
+  </w:abstractNum>
+  <w:abstractNum w:abstractNumId="3" w15:restartNumberingAfterBreak="0">
+    <w:nsid w:val="76113E79"/>
+    <w:multiLevelType w:val="hybridMultilevel"/>
+    <w:tmpl w:val="EE9EAA48"/>
+    <w:lvl w:ilvl="0" w:tplc="81DA03D2">
+      <w:start w:val="1"/>
+      <w:numFmt w:val="lowerLetter"/>
+      <w:lvlText w:val="%1."/>
+      <w:lvlJc w:val="left"/>
+      <w:pPr>
+        <w:ind w:left="650" w:hanging="360"/>
+      </w:pPr>
+      <w:rPr>
+        <w:rFonts w:hint="default"/>
+      </w:rPr>
+    </w:lvl>
+    <w:lvl w:ilvl="1" w:tplc="04090019" w:tentative="1">
+      <w:start w:val="1"/>
+      <w:numFmt w:val="lowerLetter"/>
+      <w:lvlText w:val="%2."/>
+      <w:lvlJc w:val="left"/>
+      <w:pPr>
+        <w:ind w:left="1370" w:hanging="360"/>
+      </w:pPr>
+    </w:lvl>
+    <w:lvl w:ilvl="2" w:tplc="0409001B" w:tentative="1">
+      <w:start w:val="1"/>
+      <w:numFmt w:val="lowerRoman"/>
+      <w:lvlText w:val="%3."/>
+      <w:lvlJc w:val="right"/>
+      <w:pPr>
+        <w:ind w:left="2090" w:hanging="180"/>
+      </w:pPr>
+    </w:lvl>
+    <w:lvl w:ilvl="3" w:tplc="0409000F" w:tentative="1">
+      <w:start w:val="1"/>
+      <w:numFmt w:val="decimal"/>
+      <w:lvlText w:val="%4."/>
+      <w:lvlJc w:val="left"/>
+      <w:pPr>
+        <w:ind w:left="2810" w:hanging="360"/>
+      </w:pPr>
+    </w:lvl>
+    <w:lvl w:ilvl="4" w:tplc="04090019" w:tentative="1">
+      <w:start w:val="1"/>
+      <w:numFmt w:val="lowerLetter"/>
+      <w:lvlText w:val="%5."/>
+      <w:lvlJc w:val="left"/>
+      <w:pPr>
+        <w:ind w:left="3530" w:hanging="360"/>
+      </w:pPr>
+    </w:lvl>
+    <w:lvl w:ilvl="5" w:tplc="0409001B" w:tentative="1">
+      <w:start w:val="1"/>
+      <w:numFmt w:val="lowerRoman"/>
+      <w:lvlText w:val="%6."/>
+      <w:lvlJc w:val="right"/>
+      <w:pPr>
+        <w:ind w:left="4250" w:hanging="180"/>
+      </w:pPr>
+    </w:lvl>
+    <w:lvl w:ilvl="6" w:tplc="0409000F" w:tentative="1">
+      <w:start w:val="1"/>
+      <w:numFmt w:val="decimal"/>
+      <w:lvlText w:val="%7."/>
+      <w:lvlJc w:val="left"/>
+      <w:pPr>
+        <w:ind w:left="4970" w:hanging="360"/>
+      </w:pPr>
+    </w:lvl>
+    <w:lvl w:ilvl="7" w:tplc="04090019" w:tentative="1">
+      <w:start w:val="1"/>
+      <w:numFmt w:val="lowerLetter"/>
+      <w:lvlText w:val="%8."/>
+      <w:lvlJc w:val="left"/>
+      <w:pPr>
+        <w:ind w:left="5690" w:hanging="360"/>
+      </w:pPr>
+    </w:lvl>
+    <w:lvl w:ilvl="8" w:tplc="0409001B" w:tentative="1">
+      <w:start w:val="1"/>
+      <w:numFmt w:val="lowerRoman"/>
+      <w:lvlText w:val="%9."/>
+      <w:lvlJc w:val="right"/>
+      <w:pPr>
+        <w:ind w:left="6410" w:hanging="180"/>
+      </w:pPr>
+    </w:lvl>
+  </w:abstractNum>
   <w:num w:numId="1" w16cid:durableId="253321060">
     <w:abstractNumId w:val="0"/>
+  </w:num>
+  <w:num w:numId="2" w16cid:durableId="1872330605">
+    <w:abstractNumId w:val="3"/>
+  </w:num>
+  <w:num w:numId="3" w16cid:durableId="1453473175">
+    <w:abstractNumId w:val="2"/>
+  </w:num>
+  <w:num w:numId="4" w16cid:durableId="1843660552">
+    <w:abstractNumId w:val="1"/>
   </w:num>
 </w:numbering>
 </file>
